--- a/marketing/posts/found-my-coffee/export/ep1-ladder-script.docx
+++ b/marketing/posts/found-my-coffee/export/ep1-ladder-script.docx
@@ -39,7 +39,7 @@
           <w:sz w:val="34"/>
           <w:szCs w:val="34"/>
         </w:rPr>
-        <w:t xml:space="preserve"> · Ep. 1 “The Ladder”</w:t>
+        <w:t xml:space="preserve"> · Ep. 1 “The Ladder” (with the flag)</w:t>
       </w:r>
     </w:p>
     <w:p>
@@ -73,7 +73,7 @@
           <w:szCs w:val="20"/>
           <w:rtl w:val="false"/>
         </w:rPr>
-        <w:t xml:space="preserve">16.6s · 9:16 vertical · silent master (sound added in Instagram). Same café, two drinks on a dark wooden counter: a hot cappuccino (right) and an iced latte in a short glass (left). A slow push-in runs through the whole piece.</w:t>
+        <w:t xml:space="preserve">18.5s · 9:16 vertical · with music and sound effects. Same café, two drinks on a dark wooden counter: a hot cappuccino (right) and an iced latte in a short glass (left). A slow push-in runs through the whole piece.</w:t>
       </w:r>
     </w:p>
     <w:tbl>
@@ -1436,7 +1436,7 @@
                 <w:szCs w:val="20"/>
                 <w:rtl w:val="false"/>
               </w:rPr>
-              <w:t xml:space="preserve">Pulls a folded ladder straight out of the pouch.</w:t>
+              <w:t xml:space="preserve">Pulls a folded ladder straight out of the pouch; a rolled-up green flag is tied to its top.</w:t>
             </w:r>
           </w:p>
         </w:tc>
@@ -1613,7 +1613,7 @@
                 <w:szCs w:val="20"/>
                 <w:rtl w:val="false"/>
               </w:rPr>
-              <w:t xml:space="preserve">The ladder extends up to the rim in three steps; he watches it rise.</w:t>
+              <w:t xml:space="preserve">The ladder extends up to the rim in three clicks; on the last one the flag snaps open: the BrewMaps flag.</w:t>
             </w:r>
           </w:p>
         </w:tc>
@@ -1642,7 +1642,7 @@
                 <w:szCs w:val="20"/>
                 <w:rtl w:val="false"/>
               </w:rPr>
-              <w:t xml:space="preserve">—</w:t>
+              <w:t xml:space="preserve">BrewMaps flag</w:t>
             </w:r>
           </w:p>
         </w:tc>
@@ -1702,7 +1702,7 @@
                 <w:szCs w:val="20"/>
                 <w:rtl w:val="false"/>
               </w:rPr>
-              <w:t xml:space="preserve">Climbs it rung by rung.</w:t>
+              <w:t xml:space="preserve">Climbs it rung by rung, the flag flying over the glass.</w:t>
             </w:r>
           </w:p>
         </w:tc>
@@ -1763,7 +1763,7 @@
                 <w:szCs w:val="20"/>
                 <w:rtl w:val="false"/>
               </w:rPr>
-              <w:t xml:space="preserve">9.6–9.95</w:t>
+              <w:t xml:space="preserve">9.6–9.75</w:t>
             </w:r>
           </w:p>
         </w:tc>
@@ -1790,7 +1790,7 @@
                 <w:szCs w:val="20"/>
                 <w:rtl w:val="false"/>
               </w:rPr>
-              <w:t xml:space="preserve">At the top, a little hop over the rim, into the glass.</w:t>
+              <w:t xml:space="preserve">At the top he takes the flag off the ladder.</w:t>
             </w:r>
           </w:p>
         </w:tc>
@@ -1851,7 +1851,7 @@
                 <w:szCs w:val="20"/>
                 <w:rtl w:val="false"/>
               </w:rPr>
-              <w:t xml:space="preserve">9.95–10.2</w:t>
+              <w:t xml:space="preserve">9.75–9.9</w:t>
             </w:r>
           </w:p>
         </w:tc>
@@ -1879,7 +1879,7 @@
                 <w:szCs w:val="20"/>
                 <w:rtl w:val="false"/>
               </w:rPr>
-              <w:t xml:space="preserve">Splash: drops fly up, ripples across the ice. He is under.</w:t>
+              <w:t xml:space="preserve">Raises it over his head like a summit flag.</w:t>
             </w:r>
           </w:p>
         </w:tc>
@@ -1940,7 +1940,7 @@
                 <w:szCs w:val="20"/>
                 <w:rtl w:val="false"/>
               </w:rPr>
-              <w:t xml:space="preserve">10.2–10.55</w:t>
+              <w:t xml:space="preserve">9.9–10.0</w:t>
             </w:r>
           </w:p>
         </w:tc>
@@ -1967,7 +1967,7 @@
                 <w:szCs w:val="20"/>
                 <w:rtl w:val="false"/>
               </w:rPr>
-              <w:t xml:space="preserve">Surfaces, sitting up on the ice.</w:t>
+              <w:t xml:space="preserve">Plants it on the rim of the iced latte. It wobbles.</w:t>
             </w:r>
           </w:p>
         </w:tc>
@@ -2028,7 +2028,7 @@
                 <w:szCs w:val="20"/>
                 <w:rtl w:val="false"/>
               </w:rPr>
-              <w:t xml:space="preserve">10.4–10.9</w:t>
+              <w:t xml:space="preserve">10.0–10.4</w:t>
             </w:r>
           </w:p>
         </w:tc>
@@ -2056,7 +2056,449 @@
                 <w:szCs w:val="20"/>
                 <w:rtl w:val="false"/>
               </w:rPr>
-              <w:t xml:space="preserve">Flops one leg over the rim, then the other; eyes close, happy grin. The line fades in.</w:t>
+              <w:t xml:space="preserve">A little hop over the rim, into the glass.</w:t>
+            </w:r>
+          </w:p>
+        </w:tc>
+        <w:tc>
+          <w:tcPr>
+            <w:tcW w:type="dxa" w:w="3150"/>
+            <w:shd w:fill="F7F6F1" w:color="auto" w:val="clear"/>
+            <w:tcMar>
+              <w:top w:type="dxa" w:w="80"/>
+              <w:left w:type="dxa" w:w="110"/>
+              <w:bottom w:type="dxa" w:w="80"/>
+              <w:right w:type="dxa" w:w="110"/>
+            </w:tcMar>
+          </w:tcPr>
+          <w:p>
+            <w:pPr>
+              <w:bidi w:val="false"/>
+              <w:spacing w:after="0"/>
+              <w:jc w:val="left"/>
+            </w:pPr>
+            <w:r>
+              <w:rPr>
+                <w:rFonts w:ascii="Calibri" w:cs="Calibri" w:eastAsia="Calibri" w:hAnsi="Calibri"/>
+                <w:b w:val="false"/>
+                <w:bCs w:val="false"/>
+                <w:sz w:val="20"/>
+                <w:szCs w:val="20"/>
+                <w:rtl w:val="false"/>
+              </w:rPr>
+              <w:t xml:space="preserve">—</w:t>
+            </w:r>
+          </w:p>
+        </w:tc>
+      </w:tr>
+      <w:tr>
+        <w:tc>
+          <w:tcPr>
+            <w:tcW w:type="dxa" w:w="1750"/>
+            <w:tcMar>
+              <w:top w:type="dxa" w:w="80"/>
+              <w:left w:type="dxa" w:w="110"/>
+              <w:bottom w:type="dxa" w:w="80"/>
+              <w:right w:type="dxa" w:w="110"/>
+            </w:tcMar>
+          </w:tcPr>
+          <w:p>
+            <w:pPr>
+              <w:bidi w:val="false"/>
+              <w:spacing w:after="0"/>
+              <w:jc w:val="left"/>
+            </w:pPr>
+            <w:r>
+              <w:rPr>
+                <w:rFonts w:ascii="Calibri" w:cs="Calibri" w:eastAsia="Calibri" w:hAnsi="Calibri"/>
+                <w:b/>
+                <w:bCs/>
+                <w:sz w:val="20"/>
+                <w:szCs w:val="20"/>
+                <w:rtl w:val="false"/>
+              </w:rPr>
+              <w:t xml:space="preserve">10.4–10.65</w:t>
+            </w:r>
+          </w:p>
+        </w:tc>
+        <w:tc>
+          <w:tcPr>
+            <w:tcW w:type="dxa" w:w="4450"/>
+            <w:tcMar>
+              <w:top w:type="dxa" w:w="80"/>
+              <w:left w:type="dxa" w:w="110"/>
+              <w:bottom w:type="dxa" w:w="80"/>
+              <w:right w:type="dxa" w:w="110"/>
+            </w:tcMar>
+          </w:tcPr>
+          <w:p>
+            <w:pPr>
+              <w:bidi w:val="false"/>
+              <w:spacing w:after="0"/>
+              <w:jc w:val="left"/>
+            </w:pPr>
+            <w:r>
+              <w:rPr>
+                <w:rFonts w:ascii="Calibri" w:cs="Calibri" w:eastAsia="Calibri" w:hAnsi="Calibri"/>
+                <w:sz w:val="20"/>
+                <w:szCs w:val="20"/>
+                <w:rtl w:val="false"/>
+              </w:rPr>
+              <w:t xml:space="preserve">Splash: drops fly up, ripples across the ice, the flag shakes. He is under.</w:t>
+            </w:r>
+          </w:p>
+        </w:tc>
+        <w:tc>
+          <w:tcPr>
+            <w:tcW w:type="dxa" w:w="3150"/>
+            <w:tcMar>
+              <w:top w:type="dxa" w:w="80"/>
+              <w:left w:type="dxa" w:w="110"/>
+              <w:bottom w:type="dxa" w:w="80"/>
+              <w:right w:type="dxa" w:w="110"/>
+            </w:tcMar>
+          </w:tcPr>
+          <w:p>
+            <w:pPr>
+              <w:bidi w:val="false"/>
+              <w:spacing w:after="0"/>
+              <w:jc w:val="left"/>
+            </w:pPr>
+            <w:r>
+              <w:rPr>
+                <w:rFonts w:ascii="Calibri" w:cs="Calibri" w:eastAsia="Calibri" w:hAnsi="Calibri"/>
+                <w:b w:val="false"/>
+                <w:bCs w:val="false"/>
+                <w:sz w:val="20"/>
+                <w:szCs w:val="20"/>
+                <w:rtl w:val="false"/>
+              </w:rPr>
+              <w:t xml:space="preserve">—</w:t>
+            </w:r>
+          </w:p>
+        </w:tc>
+      </w:tr>
+      <w:tr>
+        <w:tc>
+          <w:tcPr>
+            <w:tcW w:type="dxa" w:w="1750"/>
+            <w:shd w:fill="F7F6F1" w:color="auto" w:val="clear"/>
+            <w:tcMar>
+              <w:top w:type="dxa" w:w="80"/>
+              <w:left w:type="dxa" w:w="110"/>
+              <w:bottom w:type="dxa" w:w="80"/>
+              <w:right w:type="dxa" w:w="110"/>
+            </w:tcMar>
+          </w:tcPr>
+          <w:p>
+            <w:pPr>
+              <w:bidi w:val="false"/>
+              <w:spacing w:after="0"/>
+              <w:jc w:val="left"/>
+            </w:pPr>
+            <w:r>
+              <w:rPr>
+                <w:rFonts w:ascii="Calibri" w:cs="Calibri" w:eastAsia="Calibri" w:hAnsi="Calibri"/>
+                <w:b/>
+                <w:bCs/>
+                <w:sz w:val="20"/>
+                <w:szCs w:val="20"/>
+                <w:rtl w:val="false"/>
+              </w:rPr>
+              <w:t xml:space="preserve">10.65–11.4</w:t>
+            </w:r>
+          </w:p>
+        </w:tc>
+        <w:tc>
+          <w:tcPr>
+            <w:tcW w:type="dxa" w:w="4450"/>
+            <w:shd w:fill="F7F6F1" w:color="auto" w:val="clear"/>
+            <w:tcMar>
+              <w:top w:type="dxa" w:w="80"/>
+              <w:left w:type="dxa" w:w="110"/>
+              <w:bottom w:type="dxa" w:w="80"/>
+              <w:right w:type="dxa" w:w="110"/>
+            </w:tcMar>
+          </w:tcPr>
+          <w:p>
+            <w:pPr>
+              <w:bidi w:val="false"/>
+              <w:spacing w:after="0"/>
+              <w:jc w:val="left"/>
+            </w:pPr>
+            <w:r>
+              <w:rPr>
+                <w:rFonts w:ascii="Calibri" w:cs="Calibri" w:eastAsia="Calibri" w:hAnsi="Calibri"/>
+                <w:sz w:val="20"/>
+                <w:szCs w:val="20"/>
+                <w:rtl w:val="false"/>
+              </w:rPr>
+              <w:t xml:space="preserve">Surfaces, sits up on the ice, flops one leg over the rim, then the other.</w:t>
+            </w:r>
+          </w:p>
+        </w:tc>
+        <w:tc>
+          <w:tcPr>
+            <w:tcW w:type="dxa" w:w="3150"/>
+            <w:shd w:fill="F7F6F1" w:color="auto" w:val="clear"/>
+            <w:tcMar>
+              <w:top w:type="dxa" w:w="80"/>
+              <w:left w:type="dxa" w:w="110"/>
+              <w:bottom w:type="dxa" w:w="80"/>
+              <w:right w:type="dxa" w:w="110"/>
+            </w:tcMar>
+          </w:tcPr>
+          <w:p>
+            <w:pPr>
+              <w:bidi w:val="false"/>
+              <w:spacing w:after="0"/>
+              <w:jc w:val="left"/>
+            </w:pPr>
+            <w:r>
+              <w:rPr>
+                <w:rFonts w:ascii="Calibri" w:cs="Calibri" w:eastAsia="Calibri" w:hAnsi="Calibri"/>
+                <w:b w:val="false"/>
+                <w:bCs w:val="false"/>
+                <w:sz w:val="20"/>
+                <w:szCs w:val="20"/>
+                <w:rtl w:val="false"/>
+              </w:rPr>
+              <w:t xml:space="preserve">—</w:t>
+            </w:r>
+          </w:p>
+        </w:tc>
+      </w:tr>
+      <w:tr>
+        <w:tc>
+          <w:tcPr>
+            <w:tcW w:type="dxa" w:w="1750"/>
+            <w:tcMar>
+              <w:top w:type="dxa" w:w="80"/>
+              <w:left w:type="dxa" w:w="110"/>
+              <w:bottom w:type="dxa" w:w="80"/>
+              <w:right w:type="dxa" w:w="110"/>
+            </w:tcMar>
+          </w:tcPr>
+          <w:p>
+            <w:pPr>
+              <w:bidi w:val="false"/>
+              <w:spacing w:after="0"/>
+              <w:jc w:val="left"/>
+            </w:pPr>
+            <w:r>
+              <w:rPr>
+                <w:rFonts w:ascii="Calibri" w:cs="Calibri" w:eastAsia="Calibri" w:hAnsi="Calibri"/>
+                <w:b/>
+                <w:bCs/>
+                <w:sz w:val="20"/>
+                <w:szCs w:val="20"/>
+                <w:rtl w:val="false"/>
+              </w:rPr>
+              <w:t xml:space="preserve">11.45–11.65</w:t>
+            </w:r>
+          </w:p>
+        </w:tc>
+        <w:tc>
+          <w:tcPr>
+            <w:tcW w:type="dxa" w:w="4450"/>
+            <w:tcMar>
+              <w:top w:type="dxa" w:w="80"/>
+              <w:left w:type="dxa" w:w="110"/>
+              <w:bottom w:type="dxa" w:w="80"/>
+              <w:right w:type="dxa" w:w="110"/>
+            </w:tcMar>
+          </w:tcPr>
+          <w:p>
+            <w:pPr>
+              <w:bidi w:val="false"/>
+              <w:spacing w:after="0"/>
+              <w:jc w:val="left"/>
+            </w:pPr>
+            <w:r>
+              <w:rPr>
+                <w:rFonts w:ascii="Calibri" w:cs="Calibri" w:eastAsia="Calibri" w:hAnsi="Calibri"/>
+                <w:sz w:val="20"/>
+                <w:szCs w:val="20"/>
+                <w:rtl w:val="false"/>
+              </w:rPr>
+              <w:t xml:space="preserve">Done with the ladder: pushes it with his foot.</w:t>
+            </w:r>
+          </w:p>
+        </w:tc>
+        <w:tc>
+          <w:tcPr>
+            <w:tcW w:type="dxa" w:w="3150"/>
+            <w:tcMar>
+              <w:top w:type="dxa" w:w="80"/>
+              <w:left w:type="dxa" w:w="110"/>
+              <w:bottom w:type="dxa" w:w="80"/>
+              <w:right w:type="dxa" w:w="110"/>
+            </w:tcMar>
+          </w:tcPr>
+          <w:p>
+            <w:pPr>
+              <w:bidi w:val="false"/>
+              <w:spacing w:after="0"/>
+              <w:jc w:val="left"/>
+            </w:pPr>
+            <w:r>
+              <w:rPr>
+                <w:rFonts w:ascii="Calibri" w:cs="Calibri" w:eastAsia="Calibri" w:hAnsi="Calibri"/>
+                <w:b w:val="false"/>
+                <w:bCs w:val="false"/>
+                <w:sz w:val="20"/>
+                <w:szCs w:val="20"/>
+                <w:rtl w:val="false"/>
+              </w:rPr>
+              <w:t xml:space="preserve">—</w:t>
+            </w:r>
+          </w:p>
+        </w:tc>
+      </w:tr>
+      <w:tr>
+        <w:tc>
+          <w:tcPr>
+            <w:tcW w:type="dxa" w:w="1750"/>
+            <w:shd w:fill="F7F6F1" w:color="auto" w:val="clear"/>
+            <w:tcMar>
+              <w:top w:type="dxa" w:w="80"/>
+              <w:left w:type="dxa" w:w="110"/>
+              <w:bottom w:type="dxa" w:w="80"/>
+              <w:right w:type="dxa" w:w="110"/>
+            </w:tcMar>
+          </w:tcPr>
+          <w:p>
+            <w:pPr>
+              <w:bidi w:val="false"/>
+              <w:spacing w:after="0"/>
+              <w:jc w:val="left"/>
+            </w:pPr>
+            <w:r>
+              <w:rPr>
+                <w:rFonts w:ascii="Calibri" w:cs="Calibri" w:eastAsia="Calibri" w:hAnsi="Calibri"/>
+                <w:b/>
+                <w:bCs/>
+                <w:sz w:val="20"/>
+                <w:szCs w:val="20"/>
+                <w:rtl w:val="false"/>
+              </w:rPr>
+              <w:t xml:space="preserve">11.65–12.4</w:t>
+            </w:r>
+          </w:p>
+        </w:tc>
+        <w:tc>
+          <w:tcPr>
+            <w:tcW w:type="dxa" w:w="4450"/>
+            <w:shd w:fill="F7F6F1" w:color="auto" w:val="clear"/>
+            <w:tcMar>
+              <w:top w:type="dxa" w:w="80"/>
+              <w:left w:type="dxa" w:w="110"/>
+              <w:bottom w:type="dxa" w:w="80"/>
+              <w:right w:type="dxa" w:w="110"/>
+            </w:tcMar>
+          </w:tcPr>
+          <w:p>
+            <w:pPr>
+              <w:bidi w:val="false"/>
+              <w:spacing w:after="0"/>
+              <w:jc w:val="left"/>
+            </w:pPr>
+            <w:r>
+              <w:rPr>
+                <w:rFonts w:ascii="Calibri" w:cs="Calibri" w:eastAsia="Calibri" w:hAnsi="Calibri"/>
+                <w:sz w:val="20"/>
+                <w:szCs w:val="20"/>
+                <w:rtl w:val="false"/>
+              </w:rPr>
+              <w:t xml:space="preserve">The ladder tips over and clatters onto the counter. The flag stays on his drink.</w:t>
+            </w:r>
+          </w:p>
+        </w:tc>
+        <w:tc>
+          <w:tcPr>
+            <w:tcW w:type="dxa" w:w="3150"/>
+            <w:shd w:fill="F7F6F1" w:color="auto" w:val="clear"/>
+            <w:tcMar>
+              <w:top w:type="dxa" w:w="80"/>
+              <w:left w:type="dxa" w:w="110"/>
+              <w:bottom w:type="dxa" w:w="80"/>
+              <w:right w:type="dxa" w:w="110"/>
+            </w:tcMar>
+          </w:tcPr>
+          <w:p>
+            <w:pPr>
+              <w:bidi w:val="false"/>
+              <w:spacing w:after="0"/>
+              <w:jc w:val="left"/>
+            </w:pPr>
+            <w:r>
+              <w:rPr>
+                <w:rFonts w:ascii="Calibri" w:cs="Calibri" w:eastAsia="Calibri" w:hAnsi="Calibri"/>
+                <w:b w:val="false"/>
+                <w:bCs w:val="false"/>
+                <w:sz w:val="20"/>
+                <w:szCs w:val="20"/>
+                <w:rtl w:val="false"/>
+              </w:rPr>
+              <w:t xml:space="preserve">—</w:t>
+            </w:r>
+          </w:p>
+        </w:tc>
+      </w:tr>
+      <w:tr>
+        <w:tc>
+          <w:tcPr>
+            <w:tcW w:type="dxa" w:w="1750"/>
+            <w:tcMar>
+              <w:top w:type="dxa" w:w="80"/>
+              <w:left w:type="dxa" w:w="110"/>
+              <w:bottom w:type="dxa" w:w="80"/>
+              <w:right w:type="dxa" w:w="110"/>
+            </w:tcMar>
+          </w:tcPr>
+          <w:p>
+            <w:pPr>
+              <w:bidi w:val="false"/>
+              <w:spacing w:after="0"/>
+              <w:jc w:val="left"/>
+            </w:pPr>
+            <w:r>
+              <w:rPr>
+                <w:rFonts w:ascii="Calibri" w:cs="Calibri" w:eastAsia="Calibri" w:hAnsi="Calibri"/>
+                <w:b/>
+                <w:bCs/>
+                <w:sz w:val="20"/>
+                <w:szCs w:val="20"/>
+                <w:rtl w:val="false"/>
+              </w:rPr>
+              <w:t xml:space="preserve">12.25–12.75</w:t>
+            </w:r>
+          </w:p>
+        </w:tc>
+        <w:tc>
+          <w:tcPr>
+            <w:tcW w:type="dxa" w:w="4450"/>
+            <w:tcMar>
+              <w:top w:type="dxa" w:w="80"/>
+              <w:left w:type="dxa" w:w="110"/>
+              <w:bottom w:type="dxa" w:w="80"/>
+              <w:right w:type="dxa" w:w="110"/>
+            </w:tcMar>
+          </w:tcPr>
+          <w:p>
+            <w:pPr>
+              <w:bidi w:val="false"/>
+              <w:spacing w:after="0"/>
+              <w:jc w:val="left"/>
+            </w:pPr>
+            <w:r>
+              <w:rPr>
+                <w:rFonts w:ascii="Calibri" w:cs="Calibri" w:eastAsia="Calibri" w:hAnsi="Calibri"/>
+                <w:sz w:val="20"/>
+                <w:szCs w:val="20"/>
+                <w:rtl w:val="false"/>
+              </w:rPr>
+              <w:t xml:space="preserve">Eyes closed, happy grin. The line fades in.</w:t>
             </w:r>
           </w:p>
         </w:tc>
@@ -2115,62 +2557,65 @@
         <w:tc>
           <w:tcPr>
             <w:tcW w:type="dxa" w:w="1750"/>
-            <w:tcMar>
-              <w:top w:type="dxa" w:w="80"/>
-              <w:left w:type="dxa" w:w="110"/>
-              <w:bottom w:type="dxa" w:w="80"/>
-              <w:right w:type="dxa" w:w="110"/>
-            </w:tcMar>
-          </w:tcPr>
-          <w:p>
-            <w:pPr>
-              <w:bidi w:val="false"/>
-              <w:spacing w:after="0"/>
-              <w:jc w:val="left"/>
-            </w:pPr>
-            <w:r>
-              <w:rPr>
-                <w:rFonts w:ascii="Calibri" w:cs="Calibri" w:eastAsia="Calibri" w:hAnsi="Calibri"/>
-                <w:b/>
-                <w:bCs/>
-                <w:sz w:val="20"/>
-                <w:szCs w:val="20"/>
-                <w:rtl w:val="false"/>
-              </w:rPr>
-              <w:t xml:space="preserve">10.9–13.7</w:t>
+            <w:shd w:fill="F7F6F1" w:color="auto" w:val="clear"/>
+            <w:tcMar>
+              <w:top w:type="dxa" w:w="80"/>
+              <w:left w:type="dxa" w:w="110"/>
+              <w:bottom w:type="dxa" w:w="80"/>
+              <w:right w:type="dxa" w:w="110"/>
+            </w:tcMar>
+          </w:tcPr>
+          <w:p>
+            <w:pPr>
+              <w:bidi w:val="false"/>
+              <w:spacing w:after="0"/>
+              <w:jc w:val="left"/>
+            </w:pPr>
+            <w:r>
+              <w:rPr>
+                <w:rFonts w:ascii="Calibri" w:cs="Calibri" w:eastAsia="Calibri" w:hAnsi="Calibri"/>
+                <w:b/>
+                <w:bCs/>
+                <w:sz w:val="20"/>
+                <w:szCs w:val="20"/>
+                <w:rtl w:val="false"/>
+              </w:rPr>
+              <w:t xml:space="preserve">12.75–15.6</w:t>
             </w:r>
           </w:p>
         </w:tc>
         <w:tc>
           <w:tcPr>
             <w:tcW w:type="dxa" w:w="4450"/>
-            <w:tcMar>
-              <w:top w:type="dxa" w:w="80"/>
-              <w:left w:type="dxa" w:w="110"/>
-              <w:bottom w:type="dxa" w:w="80"/>
-              <w:right w:type="dxa" w:w="110"/>
-            </w:tcMar>
-          </w:tcPr>
-          <w:p>
-            <w:pPr>
-              <w:bidi w:val="false"/>
-              <w:spacing w:after="0"/>
-              <w:jc w:val="left"/>
-            </w:pPr>
-            <w:r>
-              <w:rPr>
-                <w:rFonts w:ascii="Calibri" w:cs="Calibri" w:eastAsia="Calibri" w:hAnsi="Calibri"/>
-                <w:sz w:val="20"/>
-                <w:szCs w:val="20"/>
-                <w:rtl w:val="false"/>
-              </w:rPr>
-              <w:t xml:space="preserve">Holds (~3s to read): he lounges, feet swinging gently.</w:t>
+            <w:shd w:fill="F7F6F1" w:color="auto" w:val="clear"/>
+            <w:tcMar>
+              <w:top w:type="dxa" w:w="80"/>
+              <w:left w:type="dxa" w:w="110"/>
+              <w:bottom w:type="dxa" w:w="80"/>
+              <w:right w:type="dxa" w:w="110"/>
+            </w:tcMar>
+          </w:tcPr>
+          <w:p>
+            <w:pPr>
+              <w:bidi w:val="false"/>
+              <w:spacing w:after="0"/>
+              <w:jc w:val="left"/>
+            </w:pPr>
+            <w:r>
+              <w:rPr>
+                <w:rFonts w:ascii="Calibri" w:cs="Calibri" w:eastAsia="Calibri" w:hAnsi="Calibri"/>
+                <w:sz w:val="20"/>
+                <w:szCs w:val="20"/>
+                <w:rtl w:val="false"/>
+              </w:rPr>
+              <w:t xml:space="preserve">Holds (~3s to read): he lounges, feet swinging, the flag waving beside him.</w:t>
             </w:r>
           </w:p>
         </w:tc>
         <w:tc>
           <w:tcPr>
             <w:tcW w:type="dxa" w:w="3150"/>
+            <w:shd w:fill="F7F6F1" w:color="auto" w:val="clear"/>
             <w:tcMar>
               <w:top w:type="dxa" w:w="80"/>
               <w:left w:type="dxa" w:w="110"/>
@@ -2193,7 +2638,7 @@
                 <w:szCs w:val="20"/>
                 <w:rtl w:val="false"/>
               </w:rPr>
-              <w:t xml:space="preserve">Line held, fades out at 13.5–13.9</w:t>
+              <w:t xml:space="preserve">Line held, fades out at 15.4–15.8</w:t>
             </w:r>
           </w:p>
         </w:tc>
@@ -2202,37 +2647,35 @@
         <w:tc>
           <w:tcPr>
             <w:tcW w:type="dxa" w:w="1750"/>
-            <w:shd w:fill="F7F6F1" w:color="auto" w:val="clear"/>
-            <w:tcMar>
-              <w:top w:type="dxa" w:w="80"/>
-              <w:left w:type="dxa" w:w="110"/>
-              <w:bottom w:type="dxa" w:w="80"/>
-              <w:right w:type="dxa" w:w="110"/>
-            </w:tcMar>
-          </w:tcPr>
-          <w:p>
-            <w:pPr>
-              <w:bidi w:val="false"/>
-              <w:spacing w:after="0"/>
-              <w:jc w:val="left"/>
-            </w:pPr>
-            <w:r>
-              <w:rPr>
-                <w:rFonts w:ascii="Calibri" w:cs="Calibri" w:eastAsia="Calibri" w:hAnsi="Calibri"/>
-                <w:b/>
-                <w:bCs/>
-                <w:sz w:val="20"/>
-                <w:szCs w:val="20"/>
-                <w:rtl w:val="false"/>
-              </w:rPr>
-              <w:t xml:space="preserve">13.7–14.3</w:t>
+            <w:tcMar>
+              <w:top w:type="dxa" w:w="80"/>
+              <w:left w:type="dxa" w:w="110"/>
+              <w:bottom w:type="dxa" w:w="80"/>
+              <w:right w:type="dxa" w:w="110"/>
+            </w:tcMar>
+          </w:tcPr>
+          <w:p>
+            <w:pPr>
+              <w:bidi w:val="false"/>
+              <w:spacing w:after="0"/>
+              <w:jc w:val="left"/>
+            </w:pPr>
+            <w:r>
+              <w:rPr>
+                <w:rFonts w:ascii="Calibri" w:cs="Calibri" w:eastAsia="Calibri" w:hAnsi="Calibri"/>
+                <w:b/>
+                <w:bCs/>
+                <w:sz w:val="20"/>
+                <w:szCs w:val="20"/>
+                <w:rtl w:val="false"/>
+              </w:rPr>
+              <w:t xml:space="preserve">15.6–16.2</w:t>
             </w:r>
           </w:p>
         </w:tc>
         <w:tc>
           <w:tcPr>
             <w:tcW w:type="dxa" w:w="4450"/>
-            <w:shd w:fill="F7F6F1" w:color="auto" w:val="clear"/>
             <w:tcMar>
               <w:top w:type="dxa" w:w="80"/>
               <w:left w:type="dxa" w:w="110"/>
@@ -2260,7 +2703,6 @@
         <w:tc>
           <w:tcPr>
             <w:tcW w:type="dxa" w:w="3150"/>
-            <w:shd w:fill="F7F6F1" w:color="auto" w:val="clear"/>
             <w:tcMar>
               <w:top w:type="dxa" w:w="80"/>
               <w:left w:type="dxa" w:w="110"/>
@@ -2292,56 +2734,58 @@
         <w:tc>
           <w:tcPr>
             <w:tcW w:type="dxa" w:w="1750"/>
-            <w:tcMar>
-              <w:top w:type="dxa" w:w="80"/>
-              <w:left w:type="dxa" w:w="110"/>
-              <w:bottom w:type="dxa" w:w="80"/>
-              <w:right w:type="dxa" w:w="110"/>
-            </w:tcMar>
-          </w:tcPr>
-          <w:p>
-            <w:pPr>
-              <w:bidi w:val="false"/>
-              <w:spacing w:after="0"/>
-              <w:jc w:val="left"/>
-            </w:pPr>
-            <w:r>
-              <w:rPr>
-                <w:rFonts w:ascii="Calibri" w:cs="Calibri" w:eastAsia="Calibri" w:hAnsi="Calibri"/>
-                <w:b/>
-                <w:bCs/>
-                <w:sz w:val="20"/>
-                <w:szCs w:val="20"/>
-                <w:rtl w:val="false"/>
-              </w:rPr>
-              <w:t xml:space="preserve">14.3–16.6</w:t>
+            <w:shd w:fill="F7F6F1" w:color="auto" w:val="clear"/>
+            <w:tcMar>
+              <w:top w:type="dxa" w:w="80"/>
+              <w:left w:type="dxa" w:w="110"/>
+              <w:bottom w:type="dxa" w:w="80"/>
+              <w:right w:type="dxa" w:w="110"/>
+            </w:tcMar>
+          </w:tcPr>
+          <w:p>
+            <w:pPr>
+              <w:bidi w:val="false"/>
+              <w:spacing w:after="0"/>
+              <w:jc w:val="left"/>
+            </w:pPr>
+            <w:r>
+              <w:rPr>
+                <w:rFonts w:ascii="Calibri" w:cs="Calibri" w:eastAsia="Calibri" w:hAnsi="Calibri"/>
+                <w:b/>
+                <w:bCs/>
+                <w:sz w:val="20"/>
+                <w:szCs w:val="20"/>
+                <w:rtl w:val="false"/>
+              </w:rPr>
+              <w:t xml:space="preserve">16.2–18.5</w:t>
             </w:r>
           </w:p>
         </w:tc>
         <w:tc>
           <w:tcPr>
             <w:tcW w:type="dxa" w:w="4450"/>
-            <w:tcMar>
-              <w:top w:type="dxa" w:w="80"/>
-              <w:left w:type="dxa" w:w="110"/>
-              <w:bottom w:type="dxa" w:w="80"/>
-              <w:right w:type="dxa" w:w="110"/>
-            </w:tcMar>
-          </w:tcPr>
-          <w:p>
-            <w:pPr>
-              <w:bidi w:val="false"/>
-              <w:spacing w:after="0"/>
-              <w:jc w:val="left"/>
-            </w:pPr>
-            <w:r>
-              <w:rPr>
-                <w:rFonts w:ascii="Calibri" w:cs="Calibri" w:eastAsia="Calibri" w:hAnsi="Calibri"/>
-                <w:sz w:val="20"/>
-                <w:szCs w:val="20"/>
-                <w:rtl w:val="false"/>
-              </w:rPr>
-              <w:t xml:space="preserve">Holds (~2.5s to read).</w:t>
+            <w:shd w:fill="F7F6F1" w:color="auto" w:val="clear"/>
+            <w:tcMar>
+              <w:top w:type="dxa" w:w="80"/>
+              <w:left w:type="dxa" w:w="110"/>
+              <w:bottom w:type="dxa" w:w="80"/>
+              <w:right w:type="dxa" w:w="110"/>
+            </w:tcMar>
+          </w:tcPr>
+          <w:p>
+            <w:pPr>
+              <w:bidi w:val="false"/>
+              <w:spacing w:after="0"/>
+              <w:jc w:val="left"/>
+            </w:pPr>
+            <w:r>
+              <w:rPr>
+                <w:rFonts w:ascii="Calibri" w:cs="Calibri" w:eastAsia="Calibri" w:hAnsi="Calibri"/>
+                <w:sz w:val="20"/>
+                <w:szCs w:val="20"/>
+                <w:rtl w:val="false"/>
+              </w:rPr>
+              <w:t xml:space="preserve">Holds (~2.3s to read).</w:t>
             </w:r>
           </w:p>
         </w:tc>

--- a/marketing/posts/found-my-coffee/export/ep1-ladder-script.docx
+++ b/marketing/posts/found-my-coffee/export/ep1-ladder-script.docx
@@ -73,7 +73,7 @@
           <w:szCs w:val="20"/>
           <w:rtl w:val="false"/>
         </w:rPr>
-        <w:t xml:space="preserve">18.5s · 9:16 vertical · with music and sound effects. Same café, two drinks on a dark wooden counter: a hot cappuccino (right) and an iced latte in a short glass (left). A slow push-in runs through the whole piece.</w:t>
+        <w:t xml:space="preserve">19s · 9:16 vertical · with music and sound effects. Same café, two drinks on a dark wooden counter: a hot cappuccino (right) and an iced latte in a short glass (left). A slow push-in runs through the whole piece.</w:t>
       </w:r>
     </w:p>
     <w:tbl>
@@ -560,7 +560,7 @@
                 <w:szCs w:val="20"/>
                 <w:rtl w:val="false"/>
               </w:rPr>
-              <w:t xml:space="preserve">(grey badge)</w:t>
+              <w:t xml:space="preserve">(light green badge)</w:t>
             </w:r>
           </w:p>
         </w:tc>
@@ -1111,7 +1111,7 @@
                 <w:szCs w:val="20"/>
                 <w:rtl w:val="false"/>
               </w:rPr>
-              <w:t xml:space="preserve">(green badge)</w:t>
+              <w:t xml:space="preserve">(dark green badge)</w:t>
             </w:r>
           </w:p>
         </w:tc>
@@ -1436,7 +1436,7 @@
                 <w:szCs w:val="20"/>
                 <w:rtl w:val="false"/>
               </w:rPr>
-              <w:t xml:space="preserve">Pulls a folded ladder straight out of the pouch; a rolled-up green flag is tied to its top.</w:t>
+              <w:t xml:space="preserve">Pulls a folded ladder straight out of the pouch.</w:t>
             </w:r>
           </w:p>
         </w:tc>
@@ -1613,7 +1613,7 @@
                 <w:szCs w:val="20"/>
                 <w:rtl w:val="false"/>
               </w:rPr>
-              <w:t xml:space="preserve">The ladder extends up to the rim in three clicks; on the last one the flag snaps open: the BrewMaps flag.</w:t>
+              <w:t xml:space="preserve">The ladder extends up to the rim in three clicks.</w:t>
             </w:r>
           </w:p>
         </w:tc>
@@ -1642,7 +1642,7 @@
                 <w:szCs w:val="20"/>
                 <w:rtl w:val="false"/>
               </w:rPr>
-              <w:t xml:space="preserve">BrewMaps flag</w:t>
+              <w:t xml:space="preserve">—</w:t>
             </w:r>
           </w:p>
         </w:tc>
@@ -1702,7 +1702,7 @@
                 <w:szCs w:val="20"/>
                 <w:rtl w:val="false"/>
               </w:rPr>
-              <w:t xml:space="preserve">Climbs it rung by rung, the flag flying over the glass.</w:t>
+              <w:t xml:space="preserve">Climbs it rung by rung.</w:t>
             </w:r>
           </w:p>
         </w:tc>
@@ -1763,7 +1763,7 @@
                 <w:szCs w:val="20"/>
                 <w:rtl w:val="false"/>
               </w:rPr>
-              <w:t xml:space="preserve">9.6–9.75</w:t>
+              <w:t xml:space="preserve">9.6–9.76</w:t>
             </w:r>
           </w:p>
         </w:tc>
@@ -1790,7 +1790,7 @@
                 <w:szCs w:val="20"/>
                 <w:rtl w:val="false"/>
               </w:rPr>
-              <w:t xml:space="preserve">At the top he takes the flag off the ladder.</w:t>
+              <w:t xml:space="preserve">At the top, one hand on the ladder, he reaches into his pocket.</w:t>
             </w:r>
           </w:p>
         </w:tc>
@@ -1851,7 +1851,7 @@
                 <w:szCs w:val="20"/>
                 <w:rtl w:val="false"/>
               </w:rPr>
-              <w:t xml:space="preserve">9.75–9.9</w:t>
+              <w:t xml:space="preserve">9.76–9.96</w:t>
             </w:r>
           </w:p>
         </w:tc>
@@ -1879,7 +1879,7 @@
                 <w:szCs w:val="20"/>
                 <w:rtl w:val="false"/>
               </w:rPr>
-              <w:t xml:space="preserve">Raises it over his head like a summit flag.</w:t>
+              <w:t xml:space="preserve">Pulls out a tiny rolled-up flag; its pole telescopes as he raises it out over the glass.</w:t>
             </w:r>
           </w:p>
         </w:tc>
@@ -1940,7 +1940,7 @@
                 <w:szCs w:val="20"/>
                 <w:rtl w:val="false"/>
               </w:rPr>
-              <w:t xml:space="preserve">9.9–10.0</w:t>
+              <w:t xml:space="preserve">9.96–10.12</w:t>
             </w:r>
           </w:p>
         </w:tc>
@@ -1967,7 +1967,7 @@
                 <w:szCs w:val="20"/>
                 <w:rtl w:val="false"/>
               </w:rPr>
-              <w:t xml:space="preserve">Plants it on the rim of the iced latte. It wobbles.</w:t>
+              <w:t xml:space="preserve">The flag snaps open above him: the BrewMaps flag.</w:t>
             </w:r>
           </w:p>
         </w:tc>
@@ -1996,7 +1996,7 @@
                 <w:szCs w:val="20"/>
                 <w:rtl w:val="false"/>
               </w:rPr>
-              <w:t xml:space="preserve">—</w:t>
+              <w:t xml:space="preserve">BrewMaps flag</w:t>
             </w:r>
           </w:p>
         </w:tc>
@@ -2028,7 +2028,7 @@
                 <w:szCs w:val="20"/>
                 <w:rtl w:val="false"/>
               </w:rPr>
-              <w:t xml:space="preserve">10.0–10.4</w:t>
+              <w:t xml:space="preserve">10.16–10.28</w:t>
             </w:r>
           </w:p>
         </w:tc>
@@ -2056,7 +2056,7 @@
                 <w:szCs w:val="20"/>
                 <w:rtl w:val="false"/>
               </w:rPr>
-              <w:t xml:space="preserve">A little hop over the rim, into the glass.</w:t>
+              <w:t xml:space="preserve">Plants it on the rim of the iced latte. It wobbles.</w:t>
             </w:r>
           </w:p>
         </w:tc>
@@ -2117,7 +2117,7 @@
                 <w:szCs w:val="20"/>
                 <w:rtl w:val="false"/>
               </w:rPr>
-              <w:t xml:space="preserve">10.4–10.65</w:t>
+              <w:t xml:space="preserve">10.4–10.76</w:t>
             </w:r>
           </w:p>
         </w:tc>
@@ -2144,7 +2144,7 @@
                 <w:szCs w:val="20"/>
                 <w:rtl w:val="false"/>
               </w:rPr>
-              <w:t xml:space="preserve">Splash: drops fly up, ripples across the ice, the flag shakes. He is under.</w:t>
+              <w:t xml:space="preserve">A little hop over the rim, into the glass.</w:t>
             </w:r>
           </w:p>
         </w:tc>
@@ -2205,7 +2205,7 @@
                 <w:szCs w:val="20"/>
                 <w:rtl w:val="false"/>
               </w:rPr>
-              <w:t xml:space="preserve">10.65–11.4</w:t>
+              <w:t xml:space="preserve">10.76–11.0</w:t>
             </w:r>
           </w:p>
         </w:tc>
@@ -2233,7 +2233,7 @@
                 <w:szCs w:val="20"/>
                 <w:rtl w:val="false"/>
               </w:rPr>
-              <w:t xml:space="preserve">Surfaces, sits up on the ice, flops one leg over the rim, then the other.</w:t>
+              <w:t xml:space="preserve">Splash: drops fly up, ripples across the ice, the flag shakes. He is under.</w:t>
             </w:r>
           </w:p>
         </w:tc>
@@ -2294,7 +2294,7 @@
                 <w:szCs w:val="20"/>
                 <w:rtl w:val="false"/>
               </w:rPr>
-              <w:t xml:space="preserve">11.45–11.65</w:t>
+              <w:t xml:space="preserve">11.0–11.75</w:t>
             </w:r>
           </w:p>
         </w:tc>
@@ -2321,7 +2321,7 @@
                 <w:szCs w:val="20"/>
                 <w:rtl w:val="false"/>
               </w:rPr>
-              <w:t xml:space="preserve">Done with the ladder: pushes it with his foot.</w:t>
+              <w:t xml:space="preserve">Surfaces, sits up on the ice, flops one leg over the rim, then the other.</w:t>
             </w:r>
           </w:p>
         </w:tc>
@@ -2382,7 +2382,7 @@
                 <w:szCs w:val="20"/>
                 <w:rtl w:val="false"/>
               </w:rPr>
-              <w:t xml:space="preserve">11.65–12.4</w:t>
+              <w:t xml:space="preserve">11.8–12.0</w:t>
             </w:r>
           </w:p>
         </w:tc>
@@ -2410,7 +2410,7 @@
                 <w:szCs w:val="20"/>
                 <w:rtl w:val="false"/>
               </w:rPr>
-              <w:t xml:space="preserve">The ladder tips over and clatters onto the counter. The flag stays on his drink.</w:t>
+              <w:t xml:space="preserve">Done with the ladder: pushes it with his foot.</w:t>
             </w:r>
           </w:p>
         </w:tc>
@@ -2471,7 +2471,7 @@
                 <w:szCs w:val="20"/>
                 <w:rtl w:val="false"/>
               </w:rPr>
-              <w:t xml:space="preserve">12.25–12.75</w:t>
+              <w:t xml:space="preserve">12.0–12.7</w:t>
             </w:r>
           </w:p>
         </w:tc>
@@ -2498,7 +2498,184 @@
                 <w:szCs w:val="20"/>
                 <w:rtl w:val="false"/>
               </w:rPr>
-              <w:t xml:space="preserve">Eyes closed, happy grin. The line fades in.</w:t>
+              <w:t xml:space="preserve">The ladder tips over and clatters onto the counter. The flag stays on his drink.</w:t>
+            </w:r>
+          </w:p>
+        </w:tc>
+        <w:tc>
+          <w:tcPr>
+            <w:tcW w:type="dxa" w:w="3150"/>
+            <w:tcMar>
+              <w:top w:type="dxa" w:w="80"/>
+              <w:left w:type="dxa" w:w="110"/>
+              <w:bottom w:type="dxa" w:w="80"/>
+              <w:right w:type="dxa" w:w="110"/>
+            </w:tcMar>
+          </w:tcPr>
+          <w:p>
+            <w:pPr>
+              <w:bidi w:val="false"/>
+              <w:spacing w:after="0"/>
+              <w:jc w:val="left"/>
+            </w:pPr>
+            <w:r>
+              <w:rPr>
+                <w:rFonts w:ascii="Calibri" w:cs="Calibri" w:eastAsia="Calibri" w:hAnsi="Calibri"/>
+                <w:b w:val="false"/>
+                <w:bCs w:val="false"/>
+                <w:sz w:val="20"/>
+                <w:szCs w:val="20"/>
+                <w:rtl w:val="false"/>
+              </w:rPr>
+              <w:t xml:space="preserve">—</w:t>
+            </w:r>
+          </w:p>
+        </w:tc>
+      </w:tr>
+      <w:tr>
+        <w:tc>
+          <w:tcPr>
+            <w:tcW w:type="dxa" w:w="1750"/>
+            <w:shd w:fill="F7F6F1" w:color="auto" w:val="clear"/>
+            <w:tcMar>
+              <w:top w:type="dxa" w:w="80"/>
+              <w:left w:type="dxa" w:w="110"/>
+              <w:bottom w:type="dxa" w:w="80"/>
+              <w:right w:type="dxa" w:w="110"/>
+            </w:tcMar>
+          </w:tcPr>
+          <w:p>
+            <w:pPr>
+              <w:bidi w:val="false"/>
+              <w:spacing w:after="0"/>
+              <w:jc w:val="left"/>
+            </w:pPr>
+            <w:r>
+              <w:rPr>
+                <w:rFonts w:ascii="Calibri" w:cs="Calibri" w:eastAsia="Calibri" w:hAnsi="Calibri"/>
+                <w:b/>
+                <w:bCs/>
+                <w:sz w:val="20"/>
+                <w:szCs w:val="20"/>
+                <w:rtl w:val="false"/>
+              </w:rPr>
+              <w:t xml:space="preserve">12.58–13.18</w:t>
+            </w:r>
+          </w:p>
+        </w:tc>
+        <w:tc>
+          <w:tcPr>
+            <w:tcW w:type="dxa" w:w="4450"/>
+            <w:shd w:fill="F7F6F1" w:color="auto" w:val="clear"/>
+            <w:tcMar>
+              <w:top w:type="dxa" w:w="80"/>
+              <w:left w:type="dxa" w:w="110"/>
+              <w:bottom w:type="dxa" w:w="80"/>
+              <w:right w:type="dxa" w:w="110"/>
+            </w:tcMar>
+          </w:tcPr>
+          <w:p>
+            <w:pPr>
+              <w:bidi w:val="false"/>
+              <w:spacing w:after="0"/>
+              <w:jc w:val="left"/>
+            </w:pPr>
+            <w:r>
+              <w:rPr>
+                <w:rFonts w:ascii="Calibri" w:cs="Calibri" w:eastAsia="Calibri" w:hAnsi="Calibri"/>
+                <w:sz w:val="20"/>
+                <w:szCs w:val="20"/>
+                <w:rtl w:val="false"/>
+              </w:rPr>
+              <w:t xml:space="preserve">He slides back into the coffee and floats on his back like it is a pool: head on the rim, knees up, eyes closed.</w:t>
+            </w:r>
+          </w:p>
+        </w:tc>
+        <w:tc>
+          <w:tcPr>
+            <w:tcW w:type="dxa" w:w="3150"/>
+            <w:shd w:fill="F7F6F1" w:color="auto" w:val="clear"/>
+            <w:tcMar>
+              <w:top w:type="dxa" w:w="80"/>
+              <w:left w:type="dxa" w:w="110"/>
+              <w:bottom w:type="dxa" w:w="80"/>
+              <w:right w:type="dxa" w:w="110"/>
+            </w:tcMar>
+          </w:tcPr>
+          <w:p>
+            <w:pPr>
+              <w:bidi w:val="false"/>
+              <w:spacing w:after="0"/>
+              <w:jc w:val="left"/>
+            </w:pPr>
+            <w:r>
+              <w:rPr>
+                <w:rFonts w:ascii="Calibri" w:cs="Calibri" w:eastAsia="Calibri" w:hAnsi="Calibri"/>
+                <w:b w:val="false"/>
+                <w:bCs w:val="false"/>
+                <w:sz w:val="20"/>
+                <w:szCs w:val="20"/>
+                <w:rtl w:val="false"/>
+              </w:rPr>
+              <w:t xml:space="preserve">—</w:t>
+            </w:r>
+          </w:p>
+        </w:tc>
+      </w:tr>
+      <w:tr>
+        <w:tc>
+          <w:tcPr>
+            <w:tcW w:type="dxa" w:w="1750"/>
+            <w:tcMar>
+              <w:top w:type="dxa" w:w="80"/>
+              <w:left w:type="dxa" w:w="110"/>
+              <w:bottom w:type="dxa" w:w="80"/>
+              <w:right w:type="dxa" w:w="110"/>
+            </w:tcMar>
+          </w:tcPr>
+          <w:p>
+            <w:pPr>
+              <w:bidi w:val="false"/>
+              <w:spacing w:after="0"/>
+              <w:jc w:val="left"/>
+            </w:pPr>
+            <w:r>
+              <w:rPr>
+                <w:rFonts w:ascii="Calibri" w:cs="Calibri" w:eastAsia="Calibri" w:hAnsi="Calibri"/>
+                <w:b/>
+                <w:bCs/>
+                <w:sz w:val="20"/>
+                <w:szCs w:val="20"/>
+                <w:rtl w:val="false"/>
+              </w:rPr>
+              <w:t xml:space="preserve">13.05–13.55</w:t>
+            </w:r>
+          </w:p>
+        </w:tc>
+        <w:tc>
+          <w:tcPr>
+            <w:tcW w:type="dxa" w:w="4450"/>
+            <w:tcMar>
+              <w:top w:type="dxa" w:w="80"/>
+              <w:left w:type="dxa" w:w="110"/>
+              <w:bottom w:type="dxa" w:w="80"/>
+              <w:right w:type="dxa" w:w="110"/>
+            </w:tcMar>
+          </w:tcPr>
+          <w:p>
+            <w:pPr>
+              <w:bidi w:val="false"/>
+              <w:spacing w:after="0"/>
+              <w:jc w:val="left"/>
+            </w:pPr>
+            <w:r>
+              <w:rPr>
+                <w:rFonts w:ascii="Calibri" w:cs="Calibri" w:eastAsia="Calibri" w:hAnsi="Calibri"/>
+                <w:sz w:val="20"/>
+                <w:szCs w:val="20"/>
+                <w:rtl w:val="false"/>
+              </w:rPr>
+              <w:t xml:space="preserve">Lazy ripples around him. The line fades in.</w:t>
             </w:r>
           </w:p>
         </w:tc>
@@ -2580,7 +2757,7 @@
                 <w:szCs w:val="20"/>
                 <w:rtl w:val="false"/>
               </w:rPr>
-              <w:t xml:space="preserve">12.75–15.6</w:t>
+              <w:t xml:space="preserve">13.55–16.1</w:t>
             </w:r>
           </w:p>
         </w:tc>
@@ -2608,7 +2785,7 @@
                 <w:szCs w:val="20"/>
                 <w:rtl w:val="false"/>
               </w:rPr>
-              <w:t xml:space="preserve">Holds (~3s to read): he lounges, feet swinging, the flag waving beside him.</w:t>
+              <w:t xml:space="preserve">Holds (~3s to read): floating, bobbing gently, the flag waving beside him.</w:t>
             </w:r>
           </w:p>
         </w:tc>
@@ -2638,7 +2815,7 @@
                 <w:szCs w:val="20"/>
                 <w:rtl w:val="false"/>
               </w:rPr>
-              <w:t xml:space="preserve">Line held, fades out at 15.4–15.8</w:t>
+              <w:t xml:space="preserve">Line held, fades out at 15.9–16.3</w:t>
             </w:r>
           </w:p>
         </w:tc>
@@ -2669,7 +2846,7 @@
                 <w:szCs w:val="20"/>
                 <w:rtl w:val="false"/>
               </w:rPr>
-              <w:t xml:space="preserve">15.6–16.2</w:t>
+              <w:t xml:space="preserve">16.1–16.7</w:t>
             </w:r>
           </w:p>
         </w:tc>
@@ -2757,7 +2934,7 @@
                 <w:szCs w:val="20"/>
                 <w:rtl w:val="false"/>
               </w:rPr>
-              <w:t xml:space="preserve">16.2–18.5</w:t>
+              <w:t xml:space="preserve">16.7–19.0</w:t>
             </w:r>
           </w:p>
         </w:tc>

--- a/marketing/posts/found-my-coffee/export/ep1-ladder-script.docx
+++ b/marketing/posts/found-my-coffee/export/ep1-ladder-script.docx
@@ -2587,7 +2587,7 @@
                 <w:szCs w:val="20"/>
                 <w:rtl w:val="false"/>
               </w:rPr>
-              <w:t xml:space="preserve">He slides back into the coffee and floats on his back like it is a pool: head on the rim, knees up, eyes closed.</w:t>
+              <w:t xml:space="preserve">He slides back into the coffee and relaxes like at a pool's edge: leaning back on the far rim, elbows on the edge, head back, eyes open, grinning, a knee out of the coffee.</w:t>
             </w:r>
           </w:p>
         </w:tc>
@@ -2785,7 +2785,7 @@
                 <w:szCs w:val="20"/>
                 <w:rtl w:val="false"/>
               </w:rPr>
-              <w:t xml:space="preserve">Holds (~3s to read): floating, bobbing gently, the flag waving beside him.</w:t>
+              <w:t xml:space="preserve">Holds (~3s to read): relaxing, bobbing gently, the flag waving beside him.</w:t>
             </w:r>
           </w:p>
         </w:tc>

--- a/marketing/posts/found-my-coffee/export/ep1-ladder-script.docx
+++ b/marketing/posts/found-my-coffee/export/ep1-ladder-script.docx
@@ -1789,7 +1789,7 @@
                 <w:szCs w:val="20"/>
                 <w:rtl w:val="false"/>
               </w:rPr>
-              <w:t xml:space="preserve">Splash. He lands floating across the coffee like a pool: head back, arms spread wide past the rim, open hands, legs loose. The ladder clatters onto the counter.</w:t>
+              <w:t xml:space="preserve">Splash. He lies back on the coffee like a pool: head fallen back, face to the sky, eyes closed; arms dropped out past both sides of the cup, hands open; legs loose under the surface. The ladder, pouch and flag are gone: the frame is suddenly clean.</w:t>
             </w:r>
           </w:p>
         </w:tc>
@@ -2076,7 +2076,7 @@
                 <w:szCs w:val="20"/>
                 <w:rtl w:val="false"/>
               </w:rPr>
-              <w:t xml:space="preserve">Holds (~3s): floating, the slowest bob, faint ripples; the camera eases in on him.</w:t>
+              <w:t xml:space="preserve">Holds (~3s): the pose never changes; the whole body drifts 1–2 px; faint ripples; the camera eases in on him.</w:t>
             </w:r>
           </w:p>
         </w:tc>

--- a/marketing/posts/found-my-coffee/export/ep1-ladder-script.docx
+++ b/marketing/posts/found-my-coffee/export/ep1-ladder-script.docx
@@ -73,7 +73,7 @@
           <w:szCs w:val="20"/>
           <w:rtl w:val="false"/>
         </w:rPr>
-        <w:t xml:space="preserve">15.2s · 9:16 vertical · with music and sound effects. Same café, two drinks on a dark wooden counter: a hot cappuccino (right) and an iced latte in a short glass (left). First half fast (search, effort, find), then he flops back into the iced latte and floats like it is a pool.</w:t>
+        <w:t xml:space="preserve">15.3s · 9:16 vertical · with music and sound effects. Same café, two drinks on a dark wooden counter: a hot cappuccino (right) and an iced latte in a short glass (left). First half fast (search, effort, find), then he flops back into the iced latte and floats like it is a pool.</w:t>
       </w:r>
     </w:p>
     <w:tbl>
@@ -1585,7 +1585,7 @@
                 <w:szCs w:val="20"/>
                 <w:rtl w:val="false"/>
               </w:rPr>
-              <w:t xml:space="preserve">7.14–7.28</w:t>
+              <w:t xml:space="preserve">7.14–7.34</w:t>
             </w:r>
           </w:p>
         </w:tc>
@@ -1612,7 +1612,7 @@
                 <w:szCs w:val="20"/>
                 <w:rtl w:val="false"/>
               </w:rPr>
-              <w:t xml:space="preserve">A satisfied glance to camera. Small smile.</w:t>
+              <w:t xml:space="preserve">A satisfied glance to camera, then he turns his head away from the glass.</w:t>
             </w:r>
           </w:p>
         </w:tc>
@@ -1673,7 +1673,7 @@
                 <w:szCs w:val="20"/>
                 <w:rtl w:val="false"/>
               </w:rPr>
-              <w:t xml:space="preserve">7.28–7.68</w:t>
+              <w:t xml:space="preserve">7.34–7.8</w:t>
             </w:r>
           </w:p>
         </w:tc>
@@ -1701,7 +1701,7 @@
                 <w:szCs w:val="20"/>
                 <w:rtl w:val="false"/>
               </w:rPr>
-              <w:t xml:space="preserve">Turns his back to the drink and flops backward into it, arms flung open. His feet knock the ladder away.</w:t>
+              <w:t xml:space="preserve">Tips backward off the ladder, the same figure all the way, arms drifting open, and lands in the float. His feet knock the ladder as he leaves it.</w:t>
             </w:r>
           </w:p>
         </w:tc>
@@ -1762,7 +1762,7 @@
                 <w:szCs w:val="20"/>
                 <w:rtl w:val="false"/>
               </w:rPr>
-              <w:t xml:space="preserve">7.68–8.0</w:t>
+              <w:t xml:space="preserve">7.8–8.1</w:t>
             </w:r>
           </w:p>
         </w:tc>
@@ -1789,7 +1789,7 @@
                 <w:szCs w:val="20"/>
                 <w:rtl w:val="false"/>
               </w:rPr>
-              <w:t xml:space="preserve">Splash. He lies back on the coffee like a pool: head fallen back, face to the sky, eyes closed; arms dropped out past both sides of the cup, hands open; legs loose under the surface. The ladder, pouch and flag are gone: the frame is suddenly clean.</w:t>
+              <w:t xml:space="preserve">Splash. He floats on his back in the coffee like a pool: head toward the back of the cup, face up, eyes closed; arms dropped outward past both sides, round hands; hips and legs under the surface with a waterline. The ladder, pouch and flag fade out in 0.2s: the frame is suddenly clean.</w:t>
             </w:r>
           </w:p>
         </w:tc>
@@ -1850,7 +1850,7 @@
                 <w:szCs w:val="20"/>
                 <w:rtl w:val="false"/>
               </w:rPr>
-              <w:t xml:space="preserve">8.0–8.7</w:t>
+              <w:t xml:space="preserve">8.1–8.8</w:t>
             </w:r>
           </w:p>
         </w:tc>
@@ -1878,7 +1878,7 @@
                 <w:szCs w:val="20"/>
                 <w:rtl w:val="false"/>
               </w:rPr>
-              <w:t xml:space="preserve">Complete peace. Almost motionless. The joke lands before any text.</w:t>
+              <w:t xml:space="preserve">Complete peace. The pose never changes; the whole body drifts 1–2 px. The joke lands before any text.</w:t>
             </w:r>
           </w:p>
         </w:tc>
@@ -1939,7 +1939,7 @@
                 <w:szCs w:val="20"/>
                 <w:rtl w:val="false"/>
               </w:rPr>
-              <w:t xml:space="preserve">8.25–8.7</w:t>
+              <w:t xml:space="preserve">8.38–8.85</w:t>
             </w:r>
           </w:p>
         </w:tc>
@@ -2048,7 +2048,7 @@
                 <w:szCs w:val="20"/>
                 <w:rtl w:val="false"/>
               </w:rPr>
-              <w:t xml:space="preserve">8.7–11.9</w:t>
+              <w:t xml:space="preserve">8.85–12.0</w:t>
             </w:r>
           </w:p>
         </w:tc>
@@ -2076,7 +2076,7 @@
                 <w:szCs w:val="20"/>
                 <w:rtl w:val="false"/>
               </w:rPr>
-              <w:t xml:space="preserve">Holds (~3s): the pose never changes; the whole body drifts 1–2 px; faint ripples; the camera eases in on him.</w:t>
+              <w:t xml:space="preserve">Holds (~3s): floating, faint ripples; the camera eases in on him once he's settled.</w:t>
             </w:r>
           </w:p>
         </w:tc>
@@ -2137,7 +2137,7 @@
                 <w:szCs w:val="20"/>
                 <w:rtl w:val="false"/>
               </w:rPr>
-              <w:t xml:space="preserve">11.9–12.8</w:t>
+              <w:t xml:space="preserve">12.0–12.9</w:t>
             </w:r>
           </w:p>
         </w:tc>
@@ -2225,7 +2225,7 @@
                 <w:szCs w:val="20"/>
                 <w:rtl w:val="false"/>
               </w:rPr>
-              <w:t xml:space="preserve">12.35–12.9</w:t>
+              <w:t xml:space="preserve">12.45–13.0</w:t>
             </w:r>
           </w:p>
         </w:tc>
@@ -2371,7 +2371,7 @@
                 <w:szCs w:val="20"/>
                 <w:rtl w:val="false"/>
               </w:rPr>
-              <w:t xml:space="preserve">12.9–15.2</w:t>
+              <w:t xml:space="preserve">13.0–15.3</w:t>
             </w:r>
           </w:p>
         </w:tc>

--- a/marketing/posts/found-my-coffee/export/ep1-ladder-script.docx
+++ b/marketing/posts/found-my-coffee/export/ep1-ladder-script.docx
@@ -73,7 +73,7 @@
           <w:szCs w:val="20"/>
           <w:rtl w:val="false"/>
         </w:rPr>
-        <w:t xml:space="preserve">15.3s · 9:16 vertical · with music and sound effects. Same café, two drinks on a dark wooden counter: a hot cappuccino (right) and an iced latte in a short glass (left). First half fast (search, effort, find), then he flops back into the iced latte and floats like it is a pool.</w:t>
+        <w:t xml:space="preserve">18s · 9:16 vertical · with music and sound effects. Same café, two drinks on a dark wooden counter: a hot cappuccino (right) and an iced latte in a short glass (left). First half fast (search, effort, find), then he flops back into the iced latte and floats like it is a pool.</w:t>
       </w:r>
     </w:p>
     <w:tbl>
@@ -472,7 +472,7 @@
                 <w:szCs w:val="20"/>
                 <w:rtl w:val="false"/>
               </w:rPr>
-              <w:t xml:space="preserve">(light green badge)</w:t>
+              <w:t xml:space="preserve">(light green badge, held ~1.3s)</w:t>
             </w:r>
           </w:p>
         </w:tc>
@@ -591,7 +591,7 @@
                 <w:szCs w:val="20"/>
                 <w:rtl w:val="false"/>
               </w:rPr>
-              <w:t xml:space="preserve">2.2–2.45</w:t>
+              <w:t xml:space="preserve">2.45–2.7</w:t>
             </w:r>
           </w:p>
         </w:tc>
@@ -619,7 +619,7 @@
                 <w:szCs w:val="20"/>
                 <w:rtl w:val="false"/>
               </w:rPr>
-              <w:t xml:space="preserve">Phone down, head lowers.</w:t>
+              <w:t xml:space="preserve">Phone down, head lowers; the badge fades.</w:t>
             </w:r>
           </w:p>
         </w:tc>
@@ -680,7 +680,7 @@
                 <w:szCs w:val="20"/>
                 <w:rtl w:val="false"/>
               </w:rPr>
-              <w:t xml:space="preserve">2.45–3.95</w:t>
+              <w:t xml:space="preserve">2.75–4.25</w:t>
             </w:r>
           </w:p>
         </w:tc>
@@ -768,7 +768,7 @@
                 <w:szCs w:val="20"/>
                 <w:rtl w:val="false"/>
               </w:rPr>
-              <w:t xml:space="preserve">4.0–4.3</w:t>
+              <w:t xml:space="preserve">4.3–4.6</w:t>
             </w:r>
           </w:p>
         </w:tc>
@@ -857,7 +857,7 @@
                 <w:szCs w:val="20"/>
                 <w:rtl w:val="false"/>
               </w:rPr>
-              <w:t xml:space="preserve">4.3–4.55</w:t>
+              <w:t xml:space="preserve">4.6–4.85</w:t>
             </w:r>
           </w:p>
         </w:tc>
@@ -933,7 +933,7 @@
                 <w:szCs w:val="20"/>
                 <w:rtl w:val="false"/>
               </w:rPr>
-              <w:t xml:space="preserve">(dark green badge)</w:t>
+              <w:t xml:space="preserve">(dark green badge, held ~1s)</w:t>
             </w:r>
           </w:p>
         </w:tc>
@@ -965,7 +965,7 @@
                 <w:szCs w:val="20"/>
                 <w:rtl w:val="false"/>
               </w:rPr>
-              <w:t xml:space="preserve">4.55–4.8</w:t>
+              <w:t xml:space="preserve">4.85–5.1</w:t>
             </w:r>
           </w:p>
         </w:tc>
@@ -1054,7 +1054,7 @@
                 <w:szCs w:val="20"/>
                 <w:rtl w:val="false"/>
               </w:rPr>
-              <w:t xml:space="preserve">5.0–5.3</w:t>
+              <w:t xml:space="preserve">5.6–5.9</w:t>
             </w:r>
           </w:p>
         </w:tc>
@@ -1142,7 +1142,7 @@
                 <w:szCs w:val="20"/>
                 <w:rtl w:val="false"/>
               </w:rPr>
-              <w:t xml:space="preserve">5.3–5.6</w:t>
+              <w:t xml:space="preserve">5.9–6.2</w:t>
             </w:r>
           </w:p>
         </w:tc>
@@ -1231,7 +1231,7 @@
                 <w:szCs w:val="20"/>
                 <w:rtl w:val="false"/>
               </w:rPr>
-              <w:t xml:space="preserve">5.62–5.92</w:t>
+              <w:t xml:space="preserve">6.22–6.52</w:t>
             </w:r>
           </w:p>
         </w:tc>
@@ -1319,7 +1319,7 @@
                 <w:szCs w:val="20"/>
                 <w:rtl w:val="false"/>
               </w:rPr>
-              <w:t xml:space="preserve">5.92–6.62</w:t>
+              <w:t xml:space="preserve">6.52–7.22</w:t>
             </w:r>
           </w:p>
         </w:tc>
@@ -1408,7 +1408,7 @@
                 <w:szCs w:val="20"/>
                 <w:rtl w:val="false"/>
               </w:rPr>
-              <w:t xml:space="preserve">6.62–6.96</w:t>
+              <w:t xml:space="preserve">7.22–7.56</w:t>
             </w:r>
           </w:p>
         </w:tc>
@@ -1496,7 +1496,7 @@
                 <w:szCs w:val="20"/>
                 <w:rtl w:val="false"/>
               </w:rPr>
-              <w:t xml:space="preserve">6.98–7.08</w:t>
+              <w:t xml:space="preserve">7.58–7.68</w:t>
             </w:r>
           </w:p>
         </w:tc>
@@ -1585,7 +1585,7 @@
                 <w:szCs w:val="20"/>
                 <w:rtl w:val="false"/>
               </w:rPr>
-              <w:t xml:space="preserve">7.14–7.34</w:t>
+              <w:t xml:space="preserve">7.74–7.94</w:t>
             </w:r>
           </w:p>
         </w:tc>
@@ -1673,7 +1673,7 @@
                 <w:szCs w:val="20"/>
                 <w:rtl w:val="false"/>
               </w:rPr>
-              <w:t xml:space="preserve">7.34–7.8</w:t>
+              <w:t xml:space="preserve">7.94–8.4</w:t>
             </w:r>
           </w:p>
         </w:tc>
@@ -1762,7 +1762,7 @@
                 <w:szCs w:val="20"/>
                 <w:rtl w:val="false"/>
               </w:rPr>
-              <w:t xml:space="preserve">7.8–8.1</w:t>
+              <w:t xml:space="preserve">8.4–8.7</w:t>
             </w:r>
           </w:p>
         </w:tc>
@@ -1850,7 +1850,7 @@
                 <w:szCs w:val="20"/>
                 <w:rtl w:val="false"/>
               </w:rPr>
-              <w:t xml:space="preserve">8.1–8.8</w:t>
+              <w:t xml:space="preserve">8.7–9.4</w:t>
             </w:r>
           </w:p>
         </w:tc>
@@ -1939,7 +1939,7 @@
                 <w:szCs w:val="20"/>
                 <w:rtl w:val="false"/>
               </w:rPr>
-              <w:t xml:space="preserve">8.38–8.85</w:t>
+              <w:t xml:space="preserve">8.98–9.45</w:t>
             </w:r>
           </w:p>
         </w:tc>
@@ -2048,7 +2048,7 @@
                 <w:szCs w:val="20"/>
                 <w:rtl w:val="false"/>
               </w:rPr>
-              <w:t xml:space="preserve">8.85–12.0</w:t>
+              <w:t xml:space="preserve">9.45–13.6</w:t>
             </w:r>
           </w:p>
         </w:tc>
@@ -2076,7 +2076,7 @@
                 <w:szCs w:val="20"/>
                 <w:rtl w:val="false"/>
               </w:rPr>
-              <w:t xml:space="preserve">Holds (~3s): floating, faint ripples; the camera eases in on him once he's settled.</w:t>
+              <w:t xml:space="preserve">Holds (~4.2s to read): floating, faint ripples; the camera eases in on him once he's settled.</w:t>
             </w:r>
           </w:p>
         </w:tc>
@@ -2137,7 +2137,7 @@
                 <w:szCs w:val="20"/>
                 <w:rtl w:val="false"/>
               </w:rPr>
-              <w:t xml:space="preserve">12.0–12.9</w:t>
+              <w:t xml:space="preserve">13.6–14.5</w:t>
             </w:r>
           </w:p>
         </w:tc>
@@ -2225,7 +2225,7 @@
                 <w:szCs w:val="20"/>
                 <w:rtl w:val="false"/>
               </w:rPr>
-              <w:t xml:space="preserve">12.45–13.0</w:t>
+              <w:t xml:space="preserve">14.05–14.8</w:t>
             </w:r>
           </w:p>
         </w:tc>
@@ -2371,7 +2371,7 @@
                 <w:szCs w:val="20"/>
                 <w:rtl w:val="false"/>
               </w:rPr>
-              <w:t xml:space="preserve">13.0–15.3</w:t>
+              <w:t xml:space="preserve">14.8–18.0</w:t>
             </w:r>
           </w:p>
         </w:tc>
@@ -2398,7 +2398,7 @@
                 <w:szCs w:val="20"/>
                 <w:rtl w:val="false"/>
               </w:rPr>
-              <w:t xml:space="preserve">Holds (~2.3s to read).</w:t>
+              <w:t xml:space="preserve">Holds (~3.2s to read).</w:t>
             </w:r>
           </w:p>
         </w:tc>

--- a/marketing/posts/found-my-coffee/export/ep1-ladder-script.docx
+++ b/marketing/posts/found-my-coffee/export/ep1-ladder-script.docx
@@ -73,7 +73,7 @@
           <w:szCs w:val="20"/>
           <w:rtl w:val="false"/>
         </w:rPr>
-        <w:t xml:space="preserve">18s · 9:16 vertical · with music and sound effects. Same café, two drinks on a dark wooden counter: a hot cappuccino (right) and an iced latte in a short glass (left). First half fast (search, effort, find), then he flops back into the iced latte and floats like it is a pool.</w:t>
+        <w:t xml:space="preserve">18.6s · 9:16 vertical · with music and sound effects. Same café, two drinks on a dark wooden counter: a hot cappuccino (right) and an iced latte in a short glass (left). First half fast (search, effort, find), then he flops back into the iced latte and floats like it is a pool.</w:t>
       </w:r>
     </w:p>
     <w:tbl>
@@ -857,7 +857,7 @@
                 <w:szCs w:val="20"/>
                 <w:rtl w:val="false"/>
               </w:rPr>
-              <w:t xml:space="preserve">4.6–4.85</w:t>
+              <w:t xml:space="preserve">4.6–4.95</w:t>
             </w:r>
           </w:p>
         </w:tc>
@@ -965,7 +965,7 @@
                 <w:szCs w:val="20"/>
                 <w:rtl w:val="false"/>
               </w:rPr>
-              <w:t xml:space="preserve">4.85–5.1</w:t>
+              <w:t xml:space="preserve">4.95–5.2</w:t>
             </w:r>
           </w:p>
         </w:tc>
@@ -1054,7 +1054,7 @@
                 <w:szCs w:val="20"/>
                 <w:rtl w:val="false"/>
               </w:rPr>
-              <w:t xml:space="preserve">5.6–5.9</w:t>
+              <w:t xml:space="preserve">5.6–6.0</w:t>
             </w:r>
           </w:p>
         </w:tc>
@@ -1081,7 +1081,7 @@
                 <w:szCs w:val="20"/>
                 <w:rtl w:val="false"/>
               </w:rPr>
-              <w:t xml:space="preserve">Sets the pouch down, flips it open.</w:t>
+              <w:t xml:space="preserve">Crouches, sets the pouch down, opens the flap.</w:t>
             </w:r>
           </w:p>
         </w:tc>
@@ -1142,7 +1142,7 @@
                 <w:szCs w:val="20"/>
                 <w:rtl w:val="false"/>
               </w:rPr>
-              <w:t xml:space="preserve">5.9–6.2</w:t>
+              <w:t xml:space="preserve">6.0–6.45</w:t>
             </w:r>
           </w:p>
         </w:tc>
@@ -1170,7 +1170,7 @@
                 <w:szCs w:val="20"/>
                 <w:rtl w:val="false"/>
               </w:rPr>
-              <w:t xml:space="preserve">Pulls out a folded ladder, plants it against the glass.</w:t>
+              <w:t xml:space="preserve">Pulls out a folded ladder, carries it over, plants it against the glass.</w:t>
             </w:r>
           </w:p>
         </w:tc>
@@ -1231,7 +1231,7 @@
                 <w:szCs w:val="20"/>
                 <w:rtl w:val="false"/>
               </w:rPr>
-              <w:t xml:space="preserve">6.22–6.52</w:t>
+              <w:t xml:space="preserve">6.45–6.85</w:t>
             </w:r>
           </w:p>
         </w:tc>
@@ -1319,7 +1319,7 @@
                 <w:szCs w:val="20"/>
                 <w:rtl w:val="false"/>
               </w:rPr>
-              <w:t xml:space="preserve">6.52–7.22</w:t>
+              <w:t xml:space="preserve">6.85–8.0</w:t>
             </w:r>
           </w:p>
         </w:tc>
@@ -1347,7 +1347,7 @@
                 <w:szCs w:val="20"/>
                 <w:rtl w:val="false"/>
               </w:rPr>
-              <w:t xml:space="preserve">Climbs, fast, rung by rung.</w:t>
+              <w:t xml:space="preserve">Climbs, rung by rung.</w:t>
             </w:r>
           </w:p>
         </w:tc>
@@ -1408,7 +1408,7 @@
                 <w:szCs w:val="20"/>
                 <w:rtl w:val="false"/>
               </w:rPr>
-              <w:t xml:space="preserve">7.22–7.56</w:t>
+              <w:t xml:space="preserve">8.0–8.52</w:t>
             </w:r>
           </w:p>
         </w:tc>
@@ -1496,7 +1496,7 @@
                 <w:szCs w:val="20"/>
                 <w:rtl w:val="false"/>
               </w:rPr>
-              <w:t xml:space="preserve">7.58–7.68</w:t>
+              <w:t xml:space="preserve">8.56–8.68</w:t>
             </w:r>
           </w:p>
         </w:tc>
@@ -1585,7 +1585,7 @@
                 <w:szCs w:val="20"/>
                 <w:rtl w:val="false"/>
               </w:rPr>
-              <w:t xml:space="preserve">7.74–7.94</w:t>
+              <w:t xml:space="preserve">8.74–9.1</w:t>
             </w:r>
           </w:p>
         </w:tc>
@@ -1673,7 +1673,7 @@
                 <w:szCs w:val="20"/>
                 <w:rtl w:val="false"/>
               </w:rPr>
-              <w:t xml:space="preserve">7.94–8.4</w:t>
+              <w:t xml:space="preserve">9.1–9.56</w:t>
             </w:r>
           </w:p>
         </w:tc>
@@ -1701,7 +1701,7 @@
                 <w:szCs w:val="20"/>
                 <w:rtl w:val="false"/>
               </w:rPr>
-              <w:t xml:space="preserve">Tips backward off the ladder, the same figure all the way, arms drifting open, and lands in the float. His feet knock the ladder as he leaves it.</w:t>
+              <w:t xml:space="preserve">Tips backward off the ladder, the same figure all the way, arms drifting open, and lands in the float.</w:t>
             </w:r>
           </w:p>
         </w:tc>
@@ -1762,7 +1762,7 @@
                 <w:szCs w:val="20"/>
                 <w:rtl w:val="false"/>
               </w:rPr>
-              <w:t xml:space="preserve">8.4–8.7</w:t>
+              <w:t xml:space="preserve">9.56–9.86</w:t>
             </w:r>
           </w:p>
         </w:tc>
@@ -1789,7 +1789,7 @@
                 <w:szCs w:val="20"/>
                 <w:rtl w:val="false"/>
               </w:rPr>
-              <w:t xml:space="preserve">Splash. He floats on his back in the coffee like a pool: head toward the back of the cup, face up, eyes closed; arms dropped outward past both sides, round hands; hips and legs under the surface with a waterline. The ladder, pouch and flag fade out in 0.2s: the frame is suddenly clean.</w:t>
+              <w:t xml:space="preserve">Splash. He floats on his back in the coffee like a pool: head toward the back of the cup, face up, eyes closed; arms dropped outward past both sides, round hands; hips and legs under the surface with a waterline. The flag stays on the rim beside him.</w:t>
             </w:r>
           </w:p>
         </w:tc>
@@ -1850,7 +1850,7 @@
                 <w:szCs w:val="20"/>
                 <w:rtl w:val="false"/>
               </w:rPr>
-              <w:t xml:space="preserve">8.7–9.4</w:t>
+              <w:t xml:space="preserve">10.16–10.36</w:t>
             </w:r>
           </w:p>
         </w:tc>
@@ -1878,7 +1878,7 @@
                 <w:szCs w:val="20"/>
                 <w:rtl w:val="false"/>
               </w:rPr>
-              <w:t xml:space="preserve">Complete peace. The pose never changes; the whole body drifts 1–2 px. The joke lands before any text.</w:t>
+              <w:t xml:space="preserve">Done with the ladder: a foot comes up out of the coffee and shoves it.</w:t>
             </w:r>
           </w:p>
         </w:tc>
@@ -1939,7 +1939,184 @@
                 <w:szCs w:val="20"/>
                 <w:rtl w:val="false"/>
               </w:rPr>
-              <w:t xml:space="preserve">8.98–9.45</w:t>
+              <w:t xml:space="preserve">10.36–10.86</w:t>
+            </w:r>
+          </w:p>
+        </w:tc>
+        <w:tc>
+          <w:tcPr>
+            <w:tcW w:type="dxa" w:w="4450"/>
+            <w:tcMar>
+              <w:top w:type="dxa" w:w="80"/>
+              <w:left w:type="dxa" w:w="110"/>
+              <w:bottom w:type="dxa" w:w="80"/>
+              <w:right w:type="dxa" w:w="110"/>
+            </w:tcMar>
+          </w:tcPr>
+          <w:p>
+            <w:pPr>
+              <w:bidi w:val="false"/>
+              <w:spacing w:after="0"/>
+              <w:jc w:val="left"/>
+            </w:pPr>
+            <w:r>
+              <w:rPr>
+                <w:rFonts w:ascii="Calibri" w:cs="Calibri" w:eastAsia="Calibri" w:hAnsi="Calibri"/>
+                <w:sz w:val="20"/>
+                <w:szCs w:val="20"/>
+                <w:rtl w:val="false"/>
+              </w:rPr>
+              <w:t xml:space="preserve">The ladder tips over and clatters onto the counter.</w:t>
+            </w:r>
+          </w:p>
+        </w:tc>
+        <w:tc>
+          <w:tcPr>
+            <w:tcW w:type="dxa" w:w="3150"/>
+            <w:tcMar>
+              <w:top w:type="dxa" w:w="80"/>
+              <w:left w:type="dxa" w:w="110"/>
+              <w:bottom w:type="dxa" w:w="80"/>
+              <w:right w:type="dxa" w:w="110"/>
+            </w:tcMar>
+          </w:tcPr>
+          <w:p>
+            <w:pPr>
+              <w:bidi w:val="false"/>
+              <w:spacing w:after="0"/>
+              <w:jc w:val="left"/>
+            </w:pPr>
+            <w:r>
+              <w:rPr>
+                <w:rFonts w:ascii="Calibri" w:cs="Calibri" w:eastAsia="Calibri" w:hAnsi="Calibri"/>
+                <w:b w:val="false"/>
+                <w:bCs w:val="false"/>
+                <w:sz w:val="20"/>
+                <w:szCs w:val="20"/>
+                <w:rtl w:val="false"/>
+              </w:rPr>
+              <w:t xml:space="preserve">—</w:t>
+            </w:r>
+          </w:p>
+        </w:tc>
+      </w:tr>
+      <w:tr>
+        <w:tc>
+          <w:tcPr>
+            <w:tcW w:type="dxa" w:w="1750"/>
+            <w:shd w:fill="F7F6F1" w:color="auto" w:val="clear"/>
+            <w:tcMar>
+              <w:top w:type="dxa" w:w="80"/>
+              <w:left w:type="dxa" w:w="110"/>
+              <w:bottom w:type="dxa" w:w="80"/>
+              <w:right w:type="dxa" w:w="110"/>
+            </w:tcMar>
+          </w:tcPr>
+          <w:p>
+            <w:pPr>
+              <w:bidi w:val="false"/>
+              <w:spacing w:after="0"/>
+              <w:jc w:val="left"/>
+            </w:pPr>
+            <w:r>
+              <w:rPr>
+                <w:rFonts w:ascii="Calibri" w:cs="Calibri" w:eastAsia="Calibri" w:hAnsi="Calibri"/>
+                <w:b/>
+                <w:bCs/>
+                <w:sz w:val="20"/>
+                <w:szCs w:val="20"/>
+                <w:rtl w:val="false"/>
+              </w:rPr>
+              <w:t xml:space="preserve">11.2–11.6</w:t>
+            </w:r>
+          </w:p>
+        </w:tc>
+        <w:tc>
+          <w:tcPr>
+            <w:tcW w:type="dxa" w:w="4450"/>
+            <w:shd w:fill="F7F6F1" w:color="auto" w:val="clear"/>
+            <w:tcMar>
+              <w:top w:type="dxa" w:w="80"/>
+              <w:left w:type="dxa" w:w="110"/>
+              <w:bottom w:type="dxa" w:w="80"/>
+              <w:right w:type="dxa" w:w="110"/>
+            </w:tcMar>
+          </w:tcPr>
+          <w:p>
+            <w:pPr>
+              <w:bidi w:val="false"/>
+              <w:spacing w:after="0"/>
+              <w:jc w:val="left"/>
+            </w:pPr>
+            <w:r>
+              <w:rPr>
+                <w:rFonts w:ascii="Calibri" w:cs="Calibri" w:eastAsia="Calibri" w:hAnsi="Calibri"/>
+                <w:sz w:val="20"/>
+                <w:szCs w:val="20"/>
+                <w:rtl w:val="false"/>
+              </w:rPr>
+              <w:t xml:space="preserve">The ladder and the pouch fade out: the frame is clean. Only the two drinks, him, and his flag.</w:t>
+            </w:r>
+          </w:p>
+        </w:tc>
+        <w:tc>
+          <w:tcPr>
+            <w:tcW w:type="dxa" w:w="3150"/>
+            <w:shd w:fill="F7F6F1" w:color="auto" w:val="clear"/>
+            <w:tcMar>
+              <w:top w:type="dxa" w:w="80"/>
+              <w:left w:type="dxa" w:w="110"/>
+              <w:bottom w:type="dxa" w:w="80"/>
+              <w:right w:type="dxa" w:w="110"/>
+            </w:tcMar>
+          </w:tcPr>
+          <w:p>
+            <w:pPr>
+              <w:bidi w:val="false"/>
+              <w:spacing w:after="0"/>
+              <w:jc w:val="left"/>
+            </w:pPr>
+            <w:r>
+              <w:rPr>
+                <w:rFonts w:ascii="Calibri" w:cs="Calibri" w:eastAsia="Calibri" w:hAnsi="Calibri"/>
+                <w:b w:val="false"/>
+                <w:bCs w:val="false"/>
+                <w:sz w:val="20"/>
+                <w:szCs w:val="20"/>
+                <w:rtl w:val="false"/>
+              </w:rPr>
+              <w:t xml:space="preserve">—</w:t>
+            </w:r>
+          </w:p>
+        </w:tc>
+      </w:tr>
+      <w:tr>
+        <w:tc>
+          <w:tcPr>
+            <w:tcW w:type="dxa" w:w="1750"/>
+            <w:tcMar>
+              <w:top w:type="dxa" w:w="80"/>
+              <w:left w:type="dxa" w:w="110"/>
+              <w:bottom w:type="dxa" w:w="80"/>
+              <w:right w:type="dxa" w:w="110"/>
+            </w:tcMar>
+          </w:tcPr>
+          <w:p>
+            <w:pPr>
+              <w:bidi w:val="false"/>
+              <w:spacing w:after="0"/>
+              <w:jc w:val="left"/>
+            </w:pPr>
+            <w:r>
+              <w:rPr>
+                <w:rFonts w:ascii="Calibri" w:cs="Calibri" w:eastAsia="Calibri" w:hAnsi="Calibri"/>
+                <w:b/>
+                <w:bCs/>
+                <w:sz w:val="20"/>
+                <w:szCs w:val="20"/>
+                <w:rtl w:val="false"/>
+              </w:rPr>
+              <w:t xml:space="preserve">11.3–11.75</w:t>
             </w:r>
           </w:p>
         </w:tc>
@@ -2048,7 +2225,7 @@
                 <w:szCs w:val="20"/>
                 <w:rtl w:val="false"/>
               </w:rPr>
-              <w:t xml:space="preserve">9.45–13.6</w:t>
+              <w:t xml:space="preserve">11.75–15.5</w:t>
             </w:r>
           </w:p>
         </w:tc>
@@ -2076,7 +2253,7 @@
                 <w:szCs w:val="20"/>
                 <w:rtl w:val="false"/>
               </w:rPr>
-              <w:t xml:space="preserve">Holds (~4.2s to read): floating, faint ripples; the camera eases in on him once he's settled.</w:t>
+              <w:t xml:space="preserve">Holds (~3.8s to read): floating, the pose unchanged, faint ripples; the camera eases in on him.</w:t>
             </w:r>
           </w:p>
         </w:tc>
@@ -2137,7 +2314,7 @@
                 <w:szCs w:val="20"/>
                 <w:rtl w:val="false"/>
               </w:rPr>
-              <w:t xml:space="preserve">13.6–14.5</w:t>
+              <w:t xml:space="preserve">15.5–16.4</w:t>
             </w:r>
           </w:p>
         </w:tc>
@@ -2225,7 +2402,7 @@
                 <w:szCs w:val="20"/>
                 <w:rtl w:val="false"/>
               </w:rPr>
-              <w:t xml:space="preserve">14.05–14.8</w:t>
+              <w:t xml:space="preserve">15.95–16.7</w:t>
             </w:r>
           </w:p>
         </w:tc>
@@ -2371,7 +2548,7 @@
                 <w:szCs w:val="20"/>
                 <w:rtl w:val="false"/>
               </w:rPr>
-              <w:t xml:space="preserve">14.8–18.0</w:t>
+              <w:t xml:space="preserve">16.7–18.6</w:t>
             </w:r>
           </w:p>
         </w:tc>
@@ -2398,7 +2575,7 @@
                 <w:szCs w:val="20"/>
                 <w:rtl w:val="false"/>
               </w:rPr>
-              <w:t xml:space="preserve">Holds (~3.2s to read).</w:t>
+              <w:t xml:space="preserve">Holds (~2s to read).</w:t>
             </w:r>
           </w:p>
         </w:tc>
